--- a/reports/Titanic_Capstone_Report.docx
+++ b/reports/Titanic_Capstone_Report.docx
@@ -45,94 +45,55 @@
           <w:sz w:val="30"/>
           <w:szCs w:val="30"/>
         </w:rPr>
-        <w:t>An End-to-End Classification Project with Streamlit Deployment</w:t>
+        <w:t xml:space="preserve">An End-to-End Classification Project with </w:t>
+      </w:r>
+      <w:proofErr w:type="spellStart"/>
+      <w:r>
+        <w:rPr>
+          <w:color w:val="5B6B7B"/>
+          <w:sz w:val="30"/>
+          <w:szCs w:val="30"/>
+        </w:rPr>
+        <w:t>Streamlit</w:t>
+      </w:r>
+      <w:proofErr w:type="spellEnd"/>
+      <w:r>
+        <w:rPr>
+          <w:color w:val="5B6B7B"/>
+          <w:sz w:val="30"/>
+          <w:szCs w:val="30"/>
+        </w:rPr>
+        <w:t xml:space="preserve"> Deployment</w:t>
       </w:r>
     </w:p>
     <w:p>
       <w:pPr>
         <w:spacing w:after="80"/>
+        <w:jc w:val="center"/>
       </w:pPr>
       <w:r>
         <w:rPr>
           <w:b/>
           <w:bCs/>
-          <w:sz w:val="24"/>
-          <w:szCs w:val="24"/>
+          <w:sz w:val="36"/>
+          <w:szCs w:val="36"/>
         </w:rPr>
-        <w:t xml:space="preserve">Submitted by: </w:t>
-      </w:r>
-      <w:r>
-        <w:rPr>
-          <w:sz w:val="24"/>
-          <w:szCs w:val="24"/>
-        </w:rPr>
-        <w:t>Your Name</w:t>
-      </w:r>
-    </w:p>
-    <w:p>
-      <w:pPr>
-        <w:spacing w:after="80"/>
-      </w:pPr>
-      <w:r>
-        <w:rPr>
-          <w:b/>
-          <w:bCs/>
-          <w:sz w:val="24"/>
-          <w:szCs w:val="24"/>
-        </w:rPr>
-        <w:t xml:space="preserve">Roll No. / ID: </w:t>
-      </w:r>
-      <w:r>
-        <w:rPr>
-          <w:sz w:val="24"/>
-          <w:szCs w:val="24"/>
-        </w:rPr>
-        <w:t>__________</w:t>
-      </w:r>
-    </w:p>
-    <w:p>
-      <w:pPr>
-        <w:spacing w:after="80"/>
-      </w:pPr>
-      <w:r>
-        <w:rPr>
-          <w:b/>
-          <w:bCs/>
-          <w:sz w:val="24"/>
-          <w:szCs w:val="24"/>
-        </w:rPr>
-        <w:t xml:space="preserve">Course: </w:t>
-      </w:r>
-      <w:r>
-        <w:rPr>
-          <w:sz w:val="24"/>
-          <w:szCs w:val="24"/>
-        </w:rPr>
-        <w:t>__________</w:t>
-      </w:r>
-    </w:p>
-    <w:p>
-      <w:pPr>
-        <w:spacing w:after="80"/>
-      </w:pPr>
-      <w:r>
-        <w:rPr>
-          <w:b/>
-          <w:bCs/>
-          <w:sz w:val="24"/>
-          <w:szCs w:val="24"/>
-        </w:rPr>
-        <w:t xml:space="preserve">Date: </w:t>
-      </w:r>
-      <w:r>
-        <w:rPr>
-          <w:sz w:val="24"/>
-          <w:szCs w:val="24"/>
-        </w:rPr>
-        <w:t>September 2026</w:t>
-      </w:r>
-    </w:p>
-    <w:p>
+        <w:t xml:space="preserve">Live Demo: </w:t>
+      </w:r>
+      <w:hyperlink r:id="rId7" w:history="1">
+        <w:proofErr w:type="spellStart"/>
+        <w:r>
+          <w:rPr>
+            <w:rStyle w:val="Hyperlink"/>
+            <w:b/>
+            <w:bCs/>
+            <w:sz w:val="36"/>
+            <w:szCs w:val="36"/>
+          </w:rPr>
+          <w:t>Streamlit</w:t>
+        </w:r>
+        <w:proofErr w:type="spellEnd"/>
+      </w:hyperlink>
       <w:r>
         <w:br w:type="page"/>
       </w:r>
@@ -162,7 +123,33 @@
         <w:jc w:val="both"/>
       </w:pPr>
       <w:r>
-        <w:t>This project builds a machine-learning model that predicts whether a passenger survived the sinking of the Titanic, using the passenger's ticket class, sex, age, family size, fare and port of embarkation. The work covers the complete data-science workflow: problem definition, data inspection, exploratory analysis, preprocessing, feature engineering, model comparison with cross-validation, hyperparameter tuning, evaluation and deployment as a web application. Five algorithms were compared. A tuned Random Forest achieved the best cross-validated accuracy (82.9%) and scored 82.7% accuracy and 0.86 ROC-AUC on unseen test data. Sex, passenger title and family size were the most influential features. The trained pipeline is served through a Streamlit app, and all code is published in a GitHub repository.</w:t>
+        <w:t>This project builds a machine-learning model that predicts whether a passenger survived the sinking of the Titanic, using the passenger's ticket class, sex, age, family size, fare</w:t>
+      </w:r>
+      <w:r>
+        <w:t>,</w:t>
+      </w:r>
+      <w:r>
+        <w:t xml:space="preserve"> and port of embarkation. The work covers the complete data-science workflow: problem definition, data inspection, exploratory analysis, preprocessing, feature engineering, model comparison with cross-validation, hyperparameter tuning, evaluation</w:t>
+      </w:r>
+      <w:r>
+        <w:t>,</w:t>
+      </w:r>
+      <w:r>
+        <w:t xml:space="preserve"> and deployment as a web application. Five algorithms were compared. A tuned Random Forest achieved the best cross-validated accuracy (82.9%) and scored 82.7% accuracy and 0.86 ROC-AUC on unseen test data. Sex, passenger title</w:t>
+      </w:r>
+      <w:r>
+        <w:t>,</w:t>
+      </w:r>
+      <w:r>
+        <w:t xml:space="preserve"> and family size were the most influential features. The trained pipeline is served through a </w:t>
+      </w:r>
+      <w:proofErr w:type="spellStart"/>
+      <w:r>
+        <w:t>Streamlit</w:t>
+      </w:r>
+      <w:proofErr w:type="spellEnd"/>
+      <w:r>
+        <w:t xml:space="preserve"> app, and all code is published in a GitHub repository.</w:t>
       </w:r>
     </w:p>
     <w:p>
@@ -277,7 +264,13 @@
         <w:jc w:val="both"/>
       </w:pPr>
       <w:r>
-        <w:t>This is a supervised binary classification problem, where the target Survived is 0 (did not survive) or 1 (survived). About 38% of passengers survived, so the classes are moderately imbalanced. Accuracy is used as the main metric, supported by precision, recall, F1-score and ROC-AUC.</w:t>
+        <w:t>This is a supervised binary classification problem, where the target Survived is 0 (did not survive) or 1 (survived). About 38% of passengers survived, so the classes are moderately imbalanced. Accuracy is used as the main metric, supported by precision, recall, F1-score</w:t>
+      </w:r>
+      <w:r>
+        <w:t>,</w:t>
+      </w:r>
+      <w:r>
+        <w:t xml:space="preserve"> and ROC-AUC.</w:t>
       </w:r>
     </w:p>
     <w:p>
@@ -320,12 +313,6 @@
         <w:gridCol w:w="2600"/>
       </w:tblGrid>
       <w:tr>
-        <w:tblPrEx>
-          <w:tblCellMar>
-            <w:top w:w="0" w:type="dxa"/>
-            <w:bottom w:w="0" w:type="dxa"/>
-          </w:tblCellMar>
-        </w:tblPrEx>
         <w:trPr>
           <w:tblHeader/>
         </w:trPr>
@@ -431,12 +418,6 @@
         </w:tc>
       </w:tr>
       <w:tr>
-        <w:tblPrEx>
-          <w:tblCellMar>
-            <w:top w:w="0" w:type="dxa"/>
-            <w:bottom w:w="0" w:type="dxa"/>
-          </w:tblCellMar>
-        </w:tblPrEx>
         <w:trPr>
           <w:cantSplit/>
         </w:trPr>
@@ -535,12 +516,6 @@
         </w:tc>
       </w:tr>
       <w:tr>
-        <w:tblPrEx>
-          <w:tblCellMar>
-            <w:top w:w="0" w:type="dxa"/>
-            <w:bottom w:w="0" w:type="dxa"/>
-          </w:tblCellMar>
-        </w:tblPrEx>
         <w:trPr>
           <w:cantSplit/>
         </w:trPr>
@@ -565,6 +540,7 @@
             <w:pPr>
               <w:keepNext/>
             </w:pPr>
+            <w:proofErr w:type="spellStart"/>
             <w:r>
               <w:rPr>
                 <w:color w:val="000000"/>
@@ -573,6 +549,7 @@
               </w:rPr>
               <w:t>Pclass</w:t>
             </w:r>
+            <w:proofErr w:type="spellEnd"/>
           </w:p>
         </w:tc>
         <w:tc>
@@ -639,12 +616,6 @@
         </w:tc>
       </w:tr>
       <w:tr>
-        <w:tblPrEx>
-          <w:tblCellMar>
-            <w:top w:w="0" w:type="dxa"/>
-            <w:bottom w:w="0" w:type="dxa"/>
-          </w:tblCellMar>
-        </w:tblPrEx>
         <w:trPr>
           <w:cantSplit/>
         </w:trPr>
@@ -743,12 +714,6 @@
         </w:tc>
       </w:tr>
       <w:tr>
-        <w:tblPrEx>
-          <w:tblCellMar>
-            <w:top w:w="0" w:type="dxa"/>
-            <w:bottom w:w="0" w:type="dxa"/>
-          </w:tblCellMar>
-        </w:tblPrEx>
         <w:trPr>
           <w:cantSplit/>
         </w:trPr>
@@ -773,13 +738,23 @@
             <w:pPr>
               <w:keepNext/>
             </w:pPr>
-            <w:r>
-              <w:rPr>
-                <w:color w:val="000000"/>
-                <w:sz w:val="20"/>
-                <w:szCs w:val="20"/>
-              </w:rPr>
-              <w:t>SibSp, Parch</w:t>
+            <w:proofErr w:type="spellStart"/>
+            <w:r>
+              <w:rPr>
+                <w:color w:val="000000"/>
+                <w:sz w:val="20"/>
+                <w:szCs w:val="20"/>
+              </w:rPr>
+              <w:t>SibSp</w:t>
+            </w:r>
+            <w:proofErr w:type="spellEnd"/>
+            <w:r>
+              <w:rPr>
+                <w:color w:val="000000"/>
+                <w:sz w:val="20"/>
+                <w:szCs w:val="20"/>
+              </w:rPr>
+              <w:t>, Parch</w:t>
             </w:r>
           </w:p>
         </w:tc>
@@ -841,18 +816,40 @@
                 <w:sz w:val="20"/>
                 <w:szCs w:val="20"/>
               </w:rPr>
-              <w:t>Used to build FamilySize, IsAlone</w:t>
-            </w:r>
+              <w:t xml:space="preserve">Used to build </w:t>
+            </w:r>
+            <w:proofErr w:type="spellStart"/>
+            <w:r>
+              <w:rPr>
+                <w:color w:val="000000"/>
+                <w:sz w:val="20"/>
+                <w:szCs w:val="20"/>
+              </w:rPr>
+              <w:t>FamilySize</w:t>
+            </w:r>
+            <w:proofErr w:type="spellEnd"/>
+            <w:r>
+              <w:rPr>
+                <w:color w:val="000000"/>
+                <w:sz w:val="20"/>
+                <w:szCs w:val="20"/>
+              </w:rPr>
+              <w:t xml:space="preserve">, </w:t>
+            </w:r>
+            <w:proofErr w:type="spellStart"/>
+            <w:r>
+              <w:rPr>
+                <w:color w:val="000000"/>
+                <w:sz w:val="20"/>
+                <w:szCs w:val="20"/>
+              </w:rPr>
+              <w:t>IsAlone</w:t>
+            </w:r>
+            <w:proofErr w:type="spellEnd"/>
           </w:p>
         </w:tc>
       </w:tr>
       <w:tr>
-        <w:tblPrEx>
-          <w:tblCellMar>
-            <w:top w:w="0" w:type="dxa"/>
-            <w:bottom w:w="0" w:type="dxa"/>
-          </w:tblCellMar>
-        </w:tblPrEx>
         <w:trPr>
           <w:cantSplit/>
         </w:trPr>
@@ -951,12 +948,6 @@
         </w:tc>
       </w:tr>
       <w:tr>
-        <w:tblPrEx>
-          <w:tblCellMar>
-            <w:top w:w="0" w:type="dxa"/>
-            <w:bottom w:w="0" w:type="dxa"/>
-          </w:tblCellMar>
-        </w:tblPrEx>
         <w:trPr>
           <w:cantSplit/>
         </w:trPr>
@@ -1018,7 +1009,23 @@
                 <w:sz w:val="20"/>
                 <w:szCs w:val="20"/>
               </w:rPr>
-              <w:t>Port: S, C or Q</w:t>
+              <w:t>Port: S, C</w:t>
+            </w:r>
+            <w:r>
+              <w:rPr>
+                <w:color w:val="000000"/>
+                <w:sz w:val="20"/>
+                <w:szCs w:val="20"/>
+              </w:rPr>
+              <w:t>,</w:t>
+            </w:r>
+            <w:r>
+              <w:rPr>
+                <w:color w:val="000000"/>
+                <w:sz w:val="20"/>
+                <w:szCs w:val="20"/>
+              </w:rPr>
+              <w:t xml:space="preserve"> or Q</w:t>
             </w:r>
           </w:p>
         </w:tc>
@@ -1055,12 +1062,6 @@
         </w:tc>
       </w:tr>
       <w:tr>
-        <w:tblPrEx>
-          <w:tblCellMar>
-            <w:top w:w="0" w:type="dxa"/>
-            <w:bottom w:w="0" w:type="dxa"/>
-          </w:tblCellMar>
-        </w:tblPrEx>
         <w:trPr>
           <w:cantSplit/>
         </w:trPr>
@@ -1159,12 +1160,6 @@
         </w:tc>
       </w:tr>
       <w:tr>
-        <w:tblPrEx>
-          <w:tblCellMar>
-            <w:top w:w="0" w:type="dxa"/>
-            <w:bottom w:w="0" w:type="dxa"/>
-          </w:tblCellMar>
-        </w:tblPrEx>
         <w:trPr>
           <w:cantSplit/>
         </w:trPr>
@@ -1189,13 +1184,23 @@
             <w:pPr>
               <w:keepNext/>
             </w:pPr>
-            <w:r>
-              <w:rPr>
-                <w:color w:val="000000"/>
-                <w:sz w:val="20"/>
-                <w:szCs w:val="20"/>
-              </w:rPr>
-              <w:t>PassengerId, Ticket</w:t>
+            <w:proofErr w:type="spellStart"/>
+            <w:r>
+              <w:rPr>
+                <w:color w:val="000000"/>
+                <w:sz w:val="20"/>
+                <w:szCs w:val="20"/>
+              </w:rPr>
+              <w:t>PassengerId</w:t>
+            </w:r>
+            <w:proofErr w:type="spellEnd"/>
+            <w:r>
+              <w:rPr>
+                <w:color w:val="000000"/>
+                <w:sz w:val="20"/>
+                <w:szCs w:val="20"/>
+              </w:rPr>
+              <w:t>, Ticket</w:t>
             </w:r>
           </w:p>
         </w:tc>
@@ -1263,12 +1268,6 @@
         </w:tc>
       </w:tr>
       <w:tr>
-        <w:tblPrEx>
-          <w:tblCellMar>
-            <w:top w:w="0" w:type="dxa"/>
-            <w:bottom w:w="0" w:type="dxa"/>
-          </w:tblCellMar>
-        </w:tblPrEx>
         <w:trPr>
           <w:cantSplit/>
         </w:trPr>
@@ -1445,7 +1444,13 @@
         <w:jc w:val="both"/>
       </w:pPr>
       <w:r>
-        <w:t>EDA was used to find which passenger characteristics are related to survival. The main findings are shown in Figure 1.</w:t>
+        <w:t xml:space="preserve">EDA was used to </w:t>
+      </w:r>
+      <w:r>
+        <w:t>identify which passenger characteristics relate</w:t>
+      </w:r>
+      <w:r>
+        <w:t xml:space="preserve"> to survival. The main findings are shown in Figure 1.</w:t>
       </w:r>
     </w:p>
     <w:p>
@@ -1476,7 +1481,7 @@
                     </pic:cNvPicPr>
                   </pic:nvPicPr>
                   <pic:blipFill>
-                    <a:blip r:embed="rId7"/>
+                    <a:blip r:embed="rId8"/>
                     <a:srcRect/>
                     <a:stretch>
                       <a:fillRect/>
@@ -1657,7 +1662,29 @@
         <w:t xml:space="preserve">Title: </w:t>
       </w:r>
       <w:r>
-        <w:t>extracted from the Name (Mr, Mrs, Miss, Master, Rare). It combines sex, age and social status in one variable.</w:t>
+        <w:t>extracted from the Name (</w:t>
+      </w:r>
+      <w:proofErr w:type="spellStart"/>
+      <w:r>
+        <w:t>Mr</w:t>
+      </w:r>
+      <w:proofErr w:type="spellEnd"/>
+      <w:r>
+        <w:t xml:space="preserve">, </w:t>
+      </w:r>
+      <w:proofErr w:type="spellStart"/>
+      <w:r>
+        <w:t>Mrs</w:t>
+      </w:r>
+      <w:proofErr w:type="spellEnd"/>
+      <w:r>
+        <w:t>, Miss, Master, Rare). It combines sex, age</w:t>
+      </w:r>
+      <w:r>
+        <w:t>,</w:t>
+      </w:r>
+      <w:r>
+        <w:t xml:space="preserve"> and social status in one variable.</w:t>
       </w:r>
     </w:p>
     <w:p>
@@ -1669,15 +1696,29 @@
         </w:numPr>
         <w:spacing w:after="80" w:line="290" w:lineRule="auto"/>
       </w:pPr>
+      <w:proofErr w:type="spellStart"/>
       <w:r>
         <w:rPr>
           <w:b/>
           <w:bCs/>
         </w:rPr>
-        <w:t xml:space="preserve">FamilySize: </w:t>
-      </w:r>
-      <w:r>
-        <w:t>SibSp + Parch + 1, the number of family members travelling together.</w:t>
+        <w:t>FamilySize</w:t>
+      </w:r>
+      <w:proofErr w:type="spellEnd"/>
+      <w:r>
+        <w:rPr>
+          <w:b/>
+          <w:bCs/>
+        </w:rPr>
+        <w:t xml:space="preserve">: </w:t>
+      </w:r>
+      <w:proofErr w:type="spellStart"/>
+      <w:r>
+        <w:t>SibSp</w:t>
+      </w:r>
+      <w:proofErr w:type="spellEnd"/>
+      <w:r>
+        <w:t xml:space="preserve"> + Parch + 1, the number of family members travelling together.</w:t>
       </w:r>
     </w:p>
     <w:p>
@@ -1689,15 +1730,32 @@
         </w:numPr>
         <w:spacing w:after="80" w:line="290" w:lineRule="auto"/>
       </w:pPr>
+      <w:proofErr w:type="spellStart"/>
       <w:r>
         <w:rPr>
           <w:b/>
           <w:bCs/>
         </w:rPr>
-        <w:t xml:space="preserve">IsAlone: </w:t>
-      </w:r>
-      <w:r>
-        <w:t>1 if FamilySize equals 1, otherwise 0.</w:t>
+        <w:t>IsAlone</w:t>
+      </w:r>
+      <w:proofErr w:type="spellEnd"/>
+      <w:r>
+        <w:rPr>
+          <w:b/>
+          <w:bCs/>
+        </w:rPr>
+        <w:t xml:space="preserve">: </w:t>
+      </w:r>
+      <w:r>
+        <w:t xml:space="preserve">1 if </w:t>
+      </w:r>
+      <w:proofErr w:type="spellStart"/>
+      <w:r>
+        <w:t>FamilySize</w:t>
+      </w:r>
+      <w:proofErr w:type="spellEnd"/>
+      <w:r>
+        <w:t xml:space="preserve"> equals 1, otherwise 0.</w:t>
       </w:r>
     </w:p>
     <w:p>
@@ -1706,7 +1764,31 @@
         <w:jc w:val="both"/>
       </w:pPr>
       <w:r>
-        <w:t>The final model uses eight features: Pclass, Age, Fare, FamilySize, IsAlone, Sex, Embarked and Title.</w:t>
+        <w:t xml:space="preserve">The final model uses eight features: </w:t>
+      </w:r>
+      <w:proofErr w:type="spellStart"/>
+      <w:r>
+        <w:t>Pclass</w:t>
+      </w:r>
+      <w:proofErr w:type="spellEnd"/>
+      <w:r>
+        <w:t xml:space="preserve">, Age, Fare, </w:t>
+      </w:r>
+      <w:proofErr w:type="spellStart"/>
+      <w:r>
+        <w:t>FamilySize</w:t>
+      </w:r>
+      <w:proofErr w:type="spellEnd"/>
+      <w:r>
+        <w:t xml:space="preserve">, </w:t>
+      </w:r>
+      <w:proofErr w:type="spellStart"/>
+      <w:r>
+        <w:t>IsAlone</w:t>
+      </w:r>
+      <w:proofErr w:type="spellEnd"/>
+      <w:r>
+        <w:t>, Sex, Embarked and Title.</w:t>
       </w:r>
     </w:p>
     <w:p>
@@ -1723,7 +1805,15 @@
         <w:jc w:val="both"/>
       </w:pPr>
       <w:r>
-        <w:t>All preprocessing is implemented with scikit-learn Pipeline and ColumnTransformer objects:</w:t>
+        <w:t xml:space="preserve">All preprocessing is implemented with scikit-learn Pipeline and </w:t>
+      </w:r>
+      <w:proofErr w:type="spellStart"/>
+      <w:r>
+        <w:t>ColumnTransformer</w:t>
+      </w:r>
+      <w:proofErr w:type="spellEnd"/>
+      <w:r>
+        <w:t xml:space="preserve"> objects:</w:t>
       </w:r>
     </w:p>
     <w:p>
@@ -1743,7 +1833,23 @@
         <w:t xml:space="preserve">Numeric features: </w:t>
       </w:r>
       <w:r>
-        <w:t>median imputation followed by standardisation (StandardScaler).</w:t>
+        <w:t xml:space="preserve">median imputation followed by </w:t>
+      </w:r>
+      <w:proofErr w:type="spellStart"/>
+      <w:r>
+        <w:t>standardisation</w:t>
+      </w:r>
+      <w:proofErr w:type="spellEnd"/>
+      <w:r>
+        <w:t xml:space="preserve"> (</w:t>
+      </w:r>
+      <w:proofErr w:type="spellStart"/>
+      <w:r>
+        <w:t>StandardScaler</w:t>
+      </w:r>
+      <w:proofErr w:type="spellEnd"/>
+      <w:r>
+        <w:t>).</w:t>
       </w:r>
     </w:p>
     <w:p>
@@ -1772,7 +1878,13 @@
         <w:jc w:val="both"/>
       </w:pPr>
       <w:r>
-        <w:t>Because the imputers, scaler and encoder are part of the pipeline, they are fitted on training data only. This prevents data leakage, and the same steps are applied automatically to new passengers in the web app.</w:t>
+        <w:t>Because the imputers, scaler</w:t>
+      </w:r>
+      <w:r>
+        <w:t>,</w:t>
+      </w:r>
+      <w:r>
+        <w:t xml:space="preserve"> and encoder are part of the pipeline, they are fitted on training data only. This prevents data leakage, and the same steps are applied automatically to new passengers in the web app.</w:t>
       </w:r>
     </w:p>
     <w:p>
@@ -1831,12 +1943,6 @@
         <w:gridCol w:w="2200"/>
       </w:tblGrid>
       <w:tr>
-        <w:tblPrEx>
-          <w:tblCellMar>
-            <w:top w:w="0" w:type="dxa"/>
-            <w:bottom w:w="0" w:type="dxa"/>
-          </w:tblCellMar>
-        </w:tblPrEx>
         <w:trPr>
           <w:tblHeader/>
         </w:trPr>
@@ -1941,12 +2047,6 @@
         </w:tc>
       </w:tr>
       <w:tr>
-        <w:tblPrEx>
-          <w:tblCellMar>
-            <w:top w:w="0" w:type="dxa"/>
-            <w:bottom w:w="0" w:type="dxa"/>
-          </w:tblCellMar>
-        </w:tblPrEx>
         <w:trPr>
           <w:cantSplit/>
         </w:trPr>
@@ -2033,24 +2133,28 @@
             <w:pPr>
               <w:keepNext/>
             </w:pPr>
-            <w:r>
-              <w:rPr>
-                <w:color w:val="000000"/>
-                <w:sz w:val="20"/>
-                <w:szCs w:val="20"/>
-              </w:rPr>
-              <w:t>max_iter = 1000</w:t>
+            <w:proofErr w:type="spellStart"/>
+            <w:r>
+              <w:rPr>
+                <w:color w:val="000000"/>
+                <w:sz w:val="20"/>
+                <w:szCs w:val="20"/>
+              </w:rPr>
+              <w:t>max_iter</w:t>
+            </w:r>
+            <w:proofErr w:type="spellEnd"/>
+            <w:r>
+              <w:rPr>
+                <w:color w:val="000000"/>
+                <w:sz w:val="20"/>
+                <w:szCs w:val="20"/>
+              </w:rPr>
+              <w:t xml:space="preserve"> = 1000</w:t>
             </w:r>
           </w:p>
         </w:tc>
       </w:tr>
       <w:tr>
-        <w:tblPrEx>
-          <w:tblCellMar>
-            <w:top w:w="0" w:type="dxa"/>
-            <w:bottom w:w="0" w:type="dxa"/>
-          </w:tblCellMar>
-        </w:tblPrEx>
         <w:trPr>
           <w:cantSplit/>
         </w:trPr>
@@ -2137,24 +2241,28 @@
             <w:pPr>
               <w:keepNext/>
             </w:pPr>
-            <w:r>
-              <w:rPr>
-                <w:color w:val="000000"/>
-                <w:sz w:val="20"/>
-                <w:szCs w:val="20"/>
-              </w:rPr>
-              <w:t>max_depth = 5</w:t>
+            <w:proofErr w:type="spellStart"/>
+            <w:r>
+              <w:rPr>
+                <w:color w:val="000000"/>
+                <w:sz w:val="20"/>
+                <w:szCs w:val="20"/>
+              </w:rPr>
+              <w:t>max_depth</w:t>
+            </w:r>
+            <w:proofErr w:type="spellEnd"/>
+            <w:r>
+              <w:rPr>
+                <w:color w:val="000000"/>
+                <w:sz w:val="20"/>
+                <w:szCs w:val="20"/>
+              </w:rPr>
+              <w:t xml:space="preserve"> = 5</w:t>
             </w:r>
           </w:p>
         </w:tc>
       </w:tr>
       <w:tr>
-        <w:tblPrEx>
-          <w:tblCellMar>
-            <w:top w:w="0" w:type="dxa"/>
-            <w:bottom w:w="0" w:type="dxa"/>
-          </w:tblCellMar>
-        </w:tblPrEx>
         <w:trPr>
           <w:cantSplit/>
         </w:trPr>
@@ -2253,12 +2361,6 @@
         </w:tc>
       </w:tr>
       <w:tr>
-        <w:tblPrEx>
-          <w:tblCellMar>
-            <w:top w:w="0" w:type="dxa"/>
-            <w:bottom w:w="0" w:type="dxa"/>
-          </w:tblCellMar>
-        </w:tblPrEx>
         <w:trPr>
           <w:cantSplit/>
         </w:trPr>
@@ -2357,12 +2459,6 @@
         </w:tc>
       </w:tr>
       <w:tr>
-        <w:tblPrEx>
-          <w:tblCellMar>
-            <w:top w:w="0" w:type="dxa"/>
-            <w:bottom w:w="0" w:type="dxa"/>
-          </w:tblCellMar>
-        </w:tblPrEx>
         <w:trPr>
           <w:cantSplit/>
         </w:trPr>
@@ -2488,8 +2584,39 @@
         <w:spacing w:after="140" w:line="300" w:lineRule="auto"/>
         <w:jc w:val="both"/>
       </w:pPr>
-      <w:r>
-        <w:t>GridSearchCV with 5-fold cross-validation was applied to the two most promising families. For Logistic Regression the regularisation strength C was searched over [0.01, 0.1, 1, 10, 100]. For Random Forest the search covered the number of trees (100, 200, 300), maximum depth (3, 5, 7, None) and minimum samples to split (2, 5, 10). The final model was selected by its cross-validation score, not by the test score.</w:t>
+      <w:proofErr w:type="spellStart"/>
+      <w:r>
+        <w:t>GridSearchCV</w:t>
+      </w:r>
+      <w:proofErr w:type="spellEnd"/>
+      <w:r>
+        <w:t xml:space="preserve"> with 5-fold cross-validation was applied to the two most promising families. For Logistic Regression</w:t>
+      </w:r>
+      <w:r>
+        <w:t>,</w:t>
+      </w:r>
+      <w:r>
+        <w:t xml:space="preserve"> the </w:t>
+      </w:r>
+      <w:proofErr w:type="spellStart"/>
+      <w:r>
+        <w:t>regularisation</w:t>
+      </w:r>
+      <w:proofErr w:type="spellEnd"/>
+      <w:r>
+        <w:t xml:space="preserve"> strength C was searched over [0.01, 0.1, 1, 10, 100]. For Random Forest</w:t>
+      </w:r>
+      <w:r>
+        <w:t>,</w:t>
+      </w:r>
+      <w:r>
+        <w:t xml:space="preserve"> the search covered the number of trees (100, 200, 300), maximum depth (3, 5, 7, None)</w:t>
+      </w:r>
+      <w:r>
+        <w:t>,</w:t>
+      </w:r>
+      <w:r>
+        <w:t xml:space="preserve"> and minimum samples to split (2, 5, 10). The final model was selected by its cross-validation score, not by the test score.</w:t>
       </w:r>
     </w:p>
     <w:p>
@@ -2531,12 +2658,6 @@
         <w:gridCol w:w="2500"/>
       </w:tblGrid>
       <w:tr>
-        <w:tblPrEx>
-          <w:tblCellMar>
-            <w:top w:w="0" w:type="dxa"/>
-            <w:bottom w:w="0" w:type="dxa"/>
-          </w:tblCellMar>
-        </w:tblPrEx>
         <w:trPr>
           <w:tblHeader/>
         </w:trPr>
@@ -2641,12 +2762,6 @@
         </w:tc>
       </w:tr>
       <w:tr>
-        <w:tblPrEx>
-          <w:tblCellMar>
-            <w:top w:w="0" w:type="dxa"/>
-            <w:bottom w:w="0" w:type="dxa"/>
-          </w:tblCellMar>
-        </w:tblPrEx>
         <w:trPr>
           <w:cantSplit/>
         </w:trPr>
@@ -2751,12 +2866,6 @@
         </w:tc>
       </w:tr>
       <w:tr>
-        <w:tblPrEx>
-          <w:tblCellMar>
-            <w:top w:w="0" w:type="dxa"/>
-            <w:bottom w:w="0" w:type="dxa"/>
-          </w:tblCellMar>
-        </w:tblPrEx>
         <w:trPr>
           <w:cantSplit/>
         </w:trPr>
@@ -2855,12 +2964,6 @@
         </w:tc>
       </w:tr>
       <w:tr>
-        <w:tblPrEx>
-          <w:tblCellMar>
-            <w:top w:w="0" w:type="dxa"/>
-            <w:bottom w:w="0" w:type="dxa"/>
-          </w:tblCellMar>
-        </w:tblPrEx>
         <w:trPr>
           <w:cantSplit/>
         </w:trPr>
@@ -2959,12 +3062,6 @@
         </w:tc>
       </w:tr>
       <w:tr>
-        <w:tblPrEx>
-          <w:tblCellMar>
-            <w:top w:w="0" w:type="dxa"/>
-            <w:bottom w:w="0" w:type="dxa"/>
-          </w:tblCellMar>
-        </w:tblPrEx>
         <w:trPr>
           <w:cantSplit/>
         </w:trPr>
@@ -3063,12 +3160,6 @@
         </w:tc>
       </w:tr>
       <w:tr>
-        <w:tblPrEx>
-          <w:tblCellMar>
-            <w:top w:w="0" w:type="dxa"/>
-            <w:bottom w:w="0" w:type="dxa"/>
-          </w:tblCellMar>
-        </w:tblPrEx>
         <w:trPr>
           <w:cantSplit/>
         </w:trPr>
@@ -3167,12 +3258,6 @@
         </w:tc>
       </w:tr>
       <w:tr>
-        <w:tblPrEx>
-          <w:tblCellMar>
-            <w:top w:w="0" w:type="dxa"/>
-            <w:bottom w:w="0" w:type="dxa"/>
-          </w:tblCellMar>
-        </w:tblPrEx>
         <w:trPr>
           <w:cantSplit/>
         </w:trPr>
@@ -3274,6 +3359,9 @@
         <w:jc w:val="center"/>
       </w:pPr>
       <w:r>
+        <w:rPr>
+          <w:noProof/>
+        </w:rPr>
         <w:drawing>
           <wp:inline distT="0" distB="0" distL="0" distR="0" wp14:anchorId="1B724588" wp14:editId="422485AA">
             <wp:extent cx="4791075" cy="2726762"/>
@@ -3290,7 +3378,7 @@
                     <pic:cNvPicPr/>
                   </pic:nvPicPr>
                   <pic:blipFill>
-                    <a:blip r:embed="rId8"/>
+                    <a:blip r:embed="rId9"/>
                     <a:stretch>
                       <a:fillRect/>
                     </a:stretch>
@@ -3333,7 +3421,37 @@
         <w:jc w:val="both"/>
       </w:pPr>
       <w:r>
-        <w:t>The default Random Forest performed worst together with Naive Bayes, because a fully grown forest overfits a small dataset. After tuning, limiting tree depth to 5, it became the best model with a cross-validated accuracy of 82.9%. Logistic Regression was a very close second and is a strong, simple alternative. Best parameters: max_depth = 5, min_samples_split = 5, n_estimators = 100.</w:t>
+        <w:t>The default Random Forest performed worst</w:t>
+      </w:r>
+      <w:r>
+        <w:t>,</w:t>
+      </w:r>
+      <w:r>
+        <w:t xml:space="preserve"> together with Naive Bayes, because a fully grown forest overfits a small dataset. After tuning, limiting tree depth to 5, it became the best model with a cross-validated accuracy of 82.9%. Logistic Regression was a very close second and is a strong, simple alternative. Best parameters: </w:t>
+      </w:r>
+      <w:proofErr w:type="spellStart"/>
+      <w:r>
+        <w:t>max_depth</w:t>
+      </w:r>
+      <w:proofErr w:type="spellEnd"/>
+      <w:r>
+        <w:t xml:space="preserve"> = 5, </w:t>
+      </w:r>
+      <w:proofErr w:type="spellStart"/>
+      <w:r>
+        <w:t>min_samples_split</w:t>
+      </w:r>
+      <w:proofErr w:type="spellEnd"/>
+      <w:r>
+        <w:t xml:space="preserve"> = 5, </w:t>
+      </w:r>
+      <w:proofErr w:type="spellStart"/>
+      <w:r>
+        <w:t>n_estimators</w:t>
+      </w:r>
+      <w:proofErr w:type="spellEnd"/>
+      <w:r>
+        <w:t xml:space="preserve"> = 100.</w:t>
       </w:r>
     </w:p>
     <w:p>
@@ -3351,7 +3469,23 @@
         <w:jc w:val="both"/>
       </w:pPr>
       <w:r>
-        <w:t>In the first version of the project, which used only the raw features, the tuned Random Forest reached 80.4% test accuracy. After adding Title, FamilySize and IsAlone, Logistic Regression's cross-validated accuracy rose from 79.6% to 82.3% and the final model reached 82.7% on the test set. The improvement therefore came mainly from better features rather than a more complex algorithm.</w:t>
+        <w:t xml:space="preserve">In the first version of the project, which used only the raw features, the tuned Random Forest reached 80.4% test accuracy. After adding Title, </w:t>
+      </w:r>
+      <w:proofErr w:type="spellStart"/>
+      <w:r>
+        <w:t>FamilySize</w:t>
+      </w:r>
+      <w:proofErr w:type="spellEnd"/>
+      <w:r>
+        <w:t xml:space="preserve"> and </w:t>
+      </w:r>
+      <w:proofErr w:type="spellStart"/>
+      <w:r>
+        <w:t>IsAlone</w:t>
+      </w:r>
+      <w:proofErr w:type="spellEnd"/>
+      <w:r>
+        <w:t>, Logistic Regression's cross-validated accuracy rose from 79.6% to 82.3% and the final model reached 82.7% on the test set. The improvement therefore came mainly from better features rather than a more complex algorithm.</w:t>
       </w:r>
     </w:p>
     <w:p>
@@ -3387,12 +3521,6 @@
         <w:gridCol w:w="1550"/>
       </w:tblGrid>
       <w:tr>
-        <w:tblPrEx>
-          <w:tblCellMar>
-            <w:top w:w="0" w:type="dxa"/>
-            <w:bottom w:w="0" w:type="dxa"/>
-          </w:tblCellMar>
-        </w:tblPrEx>
         <w:trPr>
           <w:tblHeader/>
         </w:trPr>
@@ -3563,12 +3691,6 @@
         </w:tc>
       </w:tr>
       <w:tr>
-        <w:tblPrEx>
-          <w:tblCellMar>
-            <w:top w:w="0" w:type="dxa"/>
-            <w:bottom w:w="0" w:type="dxa"/>
-          </w:tblCellMar>
-        </w:tblPrEx>
         <w:trPr>
           <w:cantSplit/>
         </w:trPr>
@@ -3729,12 +3851,6 @@
         </w:tc>
       </w:tr>
       <w:tr>
-        <w:tblPrEx>
-          <w:tblCellMar>
-            <w:top w:w="0" w:type="dxa"/>
-            <w:bottom w:w="0" w:type="dxa"/>
-          </w:tblCellMar>
-        </w:tblPrEx>
         <w:trPr>
           <w:cantSplit/>
         </w:trPr>
@@ -3895,12 +4011,6 @@
         </w:tc>
       </w:tr>
       <w:tr>
-        <w:tblPrEx>
-          <w:tblCellMar>
-            <w:top w:w="0" w:type="dxa"/>
-            <w:bottom w:w="0" w:type="dxa"/>
-          </w:tblCellMar>
-        </w:tblPrEx>
         <w:trPr>
           <w:cantSplit/>
         </w:trPr>
@@ -4061,7 +4171,7 @@
                     </pic:cNvPicPr>
                   </pic:nvPicPr>
                   <pic:blipFill>
-                    <a:blip r:embed="rId9"/>
+                    <a:blip r:embed="rId10"/>
                     <a:srcRect/>
                     <a:stretch>
                       <a:fillRect/>
@@ -4154,7 +4264,7 @@
                     </pic:cNvPicPr>
                   </pic:nvPicPr>
                   <pic:blipFill>
-                    <a:blip r:embed="rId10"/>
+                    <a:blip r:embed="rId11"/>
                     <a:srcRect/>
                     <a:stretch>
                       <a:fillRect/>
@@ -4198,7 +4308,29 @@
         <w:jc w:val="both"/>
       </w:pPr>
       <w:r>
-        <w:t>Sex is by far the most important feature (accuracy drops by about 11 points when shuffled), followed by Title, FamilySize and Pclass. Fare, Age and Embarked add little once these are known, because their information is largely captured by class, title and family size.</w:t>
+        <w:t xml:space="preserve">Sex is by far the most important feature (accuracy drops by about 11 points when shuffled), followed by Title, </w:t>
+      </w:r>
+      <w:proofErr w:type="spellStart"/>
+      <w:r>
+        <w:t>FamilySize</w:t>
+      </w:r>
+      <w:proofErr w:type="spellEnd"/>
+      <w:r>
+        <w:t xml:space="preserve"> and </w:t>
+      </w:r>
+      <w:proofErr w:type="spellStart"/>
+      <w:r>
+        <w:t>Pclass</w:t>
+      </w:r>
+      <w:proofErr w:type="spellEnd"/>
+      <w:r>
+        <w:t>. Fare, Age</w:t>
+      </w:r>
+      <w:r>
+        <w:t>,</w:t>
+      </w:r>
+      <w:r>
+        <w:t xml:space="preserve"> and Embarked add little once these are known, because their information is largely captured by class, title and family size.</w:t>
       </w:r>
     </w:p>
     <w:p>
@@ -4215,7 +4347,47 @@
         <w:jc w:val="both"/>
       </w:pPr>
       <w:r>
-        <w:t>The winning pipeline (preprocessing and model together) was saved with joblib and loaded by a Streamlit application (app.py). The user enters a passenger's ticket class, sex, age, title, family members, fare and port; the app computes FamilySize and IsAlone automatically, calls the model and displays the predicted survival probability together with a clear survive / not-survive message. The sidebar shows the model's test accuracy and ROC-AUC. The app was tested with Streamlit's testing framework: a young third-class man receives a survival probability of about 11%, while a first-class woman receives about 84%, which matches the patterns found in the EDA.</w:t>
+        <w:t xml:space="preserve">The winning pipeline (preprocessing and model together) was saved with </w:t>
+      </w:r>
+      <w:proofErr w:type="spellStart"/>
+      <w:r>
+        <w:t>joblib</w:t>
+      </w:r>
+      <w:proofErr w:type="spellEnd"/>
+      <w:r>
+        <w:t xml:space="preserve"> and loaded by a </w:t>
+      </w:r>
+      <w:proofErr w:type="spellStart"/>
+      <w:r>
+        <w:t>Streamlit</w:t>
+      </w:r>
+      <w:proofErr w:type="spellEnd"/>
+      <w:r>
+        <w:t xml:space="preserve"> application (app.py). The user enters a passenger's ticket class, sex, age, title, family members, fare and port; the app computes </w:t>
+      </w:r>
+      <w:proofErr w:type="spellStart"/>
+      <w:r>
+        <w:t>FamilySize</w:t>
+      </w:r>
+      <w:proofErr w:type="spellEnd"/>
+      <w:r>
+        <w:t xml:space="preserve"> and </w:t>
+      </w:r>
+      <w:proofErr w:type="spellStart"/>
+      <w:r>
+        <w:t>IsAlone</w:t>
+      </w:r>
+      <w:proofErr w:type="spellEnd"/>
+      <w:r>
+        <w:t xml:space="preserve"> automatically, calls the model and displays the predicted survival probability together with a clear survive / not-survive message. The sidebar shows the model's test accuracy and ROC-AUC. The app was tested with </w:t>
+      </w:r>
+      <w:proofErr w:type="spellStart"/>
+      <w:r>
+        <w:t>Streamlit's</w:t>
+      </w:r>
+      <w:proofErr w:type="spellEnd"/>
+      <w:r>
+        <w:t xml:space="preserve"> testing framework: a young third-class man receives a survival probability of about 11%, while a first-class woman receives about 84%, which matches the patterns found in the EDA.</w:t>
       </w:r>
     </w:p>
     <w:p>
@@ -4305,7 +4477,23 @@
         <w:jc w:val="both"/>
       </w:pPr>
       <w:r>
-        <w:t>Future work includes engineering deck and ticket-group features, trying gradient-boosting methods such as XGBoost or LightGBM, tuning the decision threshold for better survivor recall, and submitting predictions to the Kaggle leaderboard.</w:t>
+        <w:t xml:space="preserve">Future work includes engineering deck and ticket-group features, trying gradient-boosting methods such as </w:t>
+      </w:r>
+      <w:proofErr w:type="spellStart"/>
+      <w:r>
+        <w:t>XGBoost</w:t>
+      </w:r>
+      <w:proofErr w:type="spellEnd"/>
+      <w:r>
+        <w:t xml:space="preserve"> or </w:t>
+      </w:r>
+      <w:proofErr w:type="spellStart"/>
+      <w:r>
+        <w:t>LightGBM</w:t>
+      </w:r>
+      <w:proofErr w:type="spellEnd"/>
+      <w:r>
+        <w:t>, tuning the decision threshold for better survivor recall, and submitting predictions to the Kaggle leaderboard.</w:t>
       </w:r>
     </w:p>
     <w:p>
@@ -4351,8 +4539,13 @@
         </w:numPr>
         <w:spacing w:after="80" w:line="290" w:lineRule="auto"/>
       </w:pPr>
-      <w:r>
-        <w:t>Streamlit documentation. https://docs.streamlit.io</w:t>
+      <w:proofErr w:type="spellStart"/>
+      <w:r>
+        <w:t>Streamlit</w:t>
+      </w:r>
+      <w:proofErr w:type="spellEnd"/>
+      <w:r>
+        <w:t xml:space="preserve"> documentation. https://docs.streamlit.io</w:t>
       </w:r>
     </w:p>
     <w:p>
@@ -4385,12 +4578,6 @@
         <w:gridCol w:w="5226"/>
       </w:tblGrid>
       <w:tr>
-        <w:tblPrEx>
-          <w:tblCellMar>
-            <w:top w:w="0" w:type="dxa"/>
-            <w:bottom w:w="0" w:type="dxa"/>
-          </w:tblCellMar>
-        </w:tblPrEx>
         <w:trPr>
           <w:tblHeader/>
         </w:trPr>
@@ -4462,12 +4649,6 @@
         </w:tc>
       </w:tr>
       <w:tr>
-        <w:tblPrEx>
-          <w:tblCellMar>
-            <w:top w:w="0" w:type="dxa"/>
-            <w:bottom w:w="0" w:type="dxa"/>
-          </w:tblCellMar>
-        </w:tblPrEx>
         <w:trPr>
           <w:cantSplit/>
         </w:trPr>
@@ -4498,8 +4679,18 @@
                 <w:sz w:val="20"/>
                 <w:szCs w:val="20"/>
               </w:rPr>
-              <w:t>notebooks/Titanic_Capstone.ipynb</w:t>
-            </w:r>
+              <w:t>notebooks/</w:t>
+            </w:r>
+            <w:proofErr w:type="spellStart"/>
+            <w:r>
+              <w:rPr>
+                <w:color w:val="000000"/>
+                <w:sz w:val="20"/>
+                <w:szCs w:val="20"/>
+              </w:rPr>
+              <w:t>Titanic_Capstone.ipynb</w:t>
+            </w:r>
+            <w:proofErr w:type="spellEnd"/>
           </w:p>
         </w:tc>
         <w:tc>
@@ -4535,12 +4726,6 @@
         </w:tc>
       </w:tr>
       <w:tr>
-        <w:tblPrEx>
-          <w:tblCellMar>
-            <w:top w:w="0" w:type="dxa"/>
-            <w:bottom w:w="0" w:type="dxa"/>
-          </w:tblCellMar>
-        </w:tblPrEx>
         <w:trPr>
           <w:cantSplit/>
         </w:trPr>
@@ -4596,24 +4781,28 @@
             <w:pPr>
               <w:keepNext/>
             </w:pPr>
-            <w:r>
-              <w:rPr>
-                <w:color w:val="000000"/>
-                <w:sz w:val="20"/>
-                <w:szCs w:val="20"/>
-              </w:rPr>
-              <w:t>Streamlit web application</w:t>
+            <w:proofErr w:type="spellStart"/>
+            <w:r>
+              <w:rPr>
+                <w:color w:val="000000"/>
+                <w:sz w:val="20"/>
+                <w:szCs w:val="20"/>
+              </w:rPr>
+              <w:t>Streamlit</w:t>
+            </w:r>
+            <w:proofErr w:type="spellEnd"/>
+            <w:r>
+              <w:rPr>
+                <w:color w:val="000000"/>
+                <w:sz w:val="20"/>
+                <w:szCs w:val="20"/>
+              </w:rPr>
+              <w:t xml:space="preserve"> web application</w:t>
             </w:r>
           </w:p>
         </w:tc>
       </w:tr>
       <w:tr>
-        <w:tblPrEx>
-          <w:tblCellMar>
-            <w:top w:w="0" w:type="dxa"/>
-            <w:bottom w:w="0" w:type="dxa"/>
-          </w:tblCellMar>
-        </w:tblPrEx>
         <w:trPr>
           <w:cantSplit/>
         </w:trPr>
@@ -4675,18 +4864,42 @@
                 <w:sz w:val="20"/>
                 <w:szCs w:val="20"/>
               </w:rPr>
-              <w:t>Saved pipeline (joblib) and metrics.json</w:t>
-            </w:r>
+              <w:t>Saved pipeline (</w:t>
+            </w:r>
+            <w:proofErr w:type="spellStart"/>
+            <w:r>
+              <w:rPr>
+                <w:color w:val="000000"/>
+                <w:sz w:val="20"/>
+                <w:szCs w:val="20"/>
+              </w:rPr>
+              <w:t>joblib</w:t>
+            </w:r>
+            <w:proofErr w:type="spellEnd"/>
+            <w:r>
+              <w:rPr>
+                <w:color w:val="000000"/>
+                <w:sz w:val="20"/>
+                <w:szCs w:val="20"/>
+              </w:rPr>
+              <w:t xml:space="preserve">) and </w:t>
+            </w:r>
+            <w:proofErr w:type="spellStart"/>
+            <w:proofErr w:type="gramStart"/>
+            <w:r>
+              <w:rPr>
+                <w:color w:val="000000"/>
+                <w:sz w:val="20"/>
+                <w:szCs w:val="20"/>
+              </w:rPr>
+              <w:t>metrics.json</w:t>
+            </w:r>
+            <w:proofErr w:type="spellEnd"/>
+            <w:proofErr w:type="gramEnd"/>
           </w:p>
         </w:tc>
       </w:tr>
       <w:tr>
-        <w:tblPrEx>
-          <w:tblCellMar>
-            <w:top w:w="0" w:type="dxa"/>
-            <w:bottom w:w="0" w:type="dxa"/>
-          </w:tblCellMar>
-        </w:tblPrEx>
         <w:trPr>
           <w:cantSplit/>
         </w:trPr>
@@ -4754,12 +4967,6 @@
         </w:tc>
       </w:tr>
       <w:tr>
-        <w:tblPrEx>
-          <w:tblCellMar>
-            <w:top w:w="0" w:type="dxa"/>
-            <w:bottom w:w="0" w:type="dxa"/>
-          </w:tblCellMar>
-        </w:tblPrEx>
         <w:trPr>
           <w:cantSplit/>
         </w:trPr>
@@ -4827,12 +5034,6 @@
         </w:tc>
       </w:tr>
       <w:tr>
-        <w:tblPrEx>
-          <w:tblCellMar>
-            <w:top w:w="0" w:type="dxa"/>
-            <w:bottom w:w="0" w:type="dxa"/>
-          </w:tblCellMar>
-        </w:tblPrEx>
         <w:trPr>
           <w:cantSplit/>
         </w:trPr>
@@ -4904,11 +5105,35 @@
         <w:spacing w:after="140" w:line="300" w:lineRule="auto"/>
       </w:pPr>
       <w:r>
-        <w:t>To run: install the dependencies with  pip install -r requirements.txt  and start the app with  streamlit run app.py.</w:t>
+        <w:t xml:space="preserve">To run: install the dependencies </w:t>
+      </w:r>
+      <w:proofErr w:type="gramStart"/>
+      <w:r>
+        <w:t>with  pip</w:t>
+      </w:r>
+      <w:proofErr w:type="gramEnd"/>
+      <w:r>
+        <w:t xml:space="preserve"> install -r </w:t>
+      </w:r>
+      <w:proofErr w:type="gramStart"/>
+      <w:r>
+        <w:t>requirements.txt  and</w:t>
+      </w:r>
+      <w:proofErr w:type="gramEnd"/>
+      <w:r>
+        <w:t xml:space="preserve"> start the app with </w:t>
+      </w:r>
+      <w:proofErr w:type="spellStart"/>
+      <w:r>
+        <w:t>streamlit</w:t>
+      </w:r>
+      <w:proofErr w:type="spellEnd"/>
+      <w:r>
+        <w:t xml:space="preserve"> run app.py.</w:t>
       </w:r>
     </w:p>
     <w:sectPr>
-      <w:footerReference w:type="default" r:id="rId11"/>
+      <w:footerReference w:type="default" r:id="rId12"/>
       <w:pgSz w:w="11906" w:h="16838"/>
       <w:pgMar w:top="1200" w:right="1440" w:bottom="1200" w:left="1440" w:header="708" w:footer="708" w:gutter="0"/>
       <w:cols w:space="720"/>
@@ -4949,7 +5174,25 @@
         <w:sz w:val="18"/>
         <w:szCs w:val="18"/>
       </w:rPr>
-      <w:t xml:space="preserve">Titanic Survival Prediction  |  Page </w:t>
+      <w:t xml:space="preserve">Titanic Survival </w:t>
+    </w:r>
+    <w:proofErr w:type="gramStart"/>
+    <w:r>
+      <w:rPr>
+        <w:color w:val="5B6B7B"/>
+        <w:sz w:val="18"/>
+        <w:szCs w:val="18"/>
+      </w:rPr>
+      <w:t>Prediction  |</w:t>
+    </w:r>
+    <w:proofErr w:type="gramEnd"/>
+    <w:r>
+      <w:rPr>
+        <w:color w:val="5B6B7B"/>
+        <w:sz w:val="18"/>
+        <w:szCs w:val="18"/>
+      </w:rPr>
+      <w:t xml:space="preserve">  Page </w:t>
     </w:r>
     <w:r>
       <w:rPr>
@@ -5777,6 +6020,18 @@
       <w:szCs w:val="20"/>
     </w:rPr>
   </w:style>
+  <w:style w:type="character" w:styleId="UnresolvedMention">
+    <w:name w:val="Unresolved Mention"/>
+    <w:basedOn w:val="DefaultParagraphFont"/>
+    <w:uiPriority w:val="99"/>
+    <w:semiHidden/>
+    <w:unhideWhenUsed/>
+    <w:rsid w:val="00831603"/>
+    <w:rPr>
+      <w:color w:val="605E5C"/>
+      <w:shd w:val="clear" w:color="auto" w:fill="E1DFDD"/>
+    </w:rPr>
+  </w:style>
 </w:styles>
 </file>
 
